--- a/docs/PROJECT-DOCUMENTATION.docx
+++ b/docs/PROJECT-DOCUMENTATION.docx
@@ -6104,6 +6104,93 @@
       </w:r>
       <w:r>
         <w:t xml:space="preserve"> ≤ 336 warnings.</w:t>
+      </w:r>
+    </w:p>
+    <w:p>
+      <w:pPr>
+        <w:spacing w:after="120"/>
+      </w:pPr>
+      <w:r>
+        <w:rPr>
+          <w:b/>
+          <w:bCs/>
+        </w:rPr>
+        <w:t xml:space="preserve">These gates are now enforced in CI</w:t>
+      </w:r>
+      <w:r>
+        <w:t xml:space="preserve"> (</w:t>
+      </w:r>
+      <w:r>
+        <w:rPr>
+          <w:rFonts w:ascii="Consolas" w:cs="Consolas" w:eastAsia="Consolas" w:hAnsi="Consolas"/>
+        </w:rPr>
+        <w:t xml:space="preserve">.github/workflows/ci.yml</w:t>
+      </w:r>
+      <w:r>
+        <w:t xml:space="preserve">, added 2026-09-12): two GitHub Actions jobs (backend, frontend) run on every PR and on pushes to </w:t>
+      </w:r>
+      <w:r>
+        <w:rPr>
+          <w:rFonts w:ascii="Consolas" w:cs="Consolas" w:eastAsia="Consolas" w:hAnsi="Consolas"/>
+        </w:rPr>
+        <w:t xml:space="preserve">main</w:t>
+      </w:r>
+      <w:r>
+        <w:t xml:space="preserve"> — install (</w:t>
+      </w:r>
+      <w:r>
+        <w:rPr>
+          <w:rFonts w:ascii="Consolas" w:cs="Consolas" w:eastAsia="Consolas" w:hAnsi="Consolas"/>
+        </w:rPr>
+        <w:t xml:space="preserve">npm ci</w:t>
+      </w:r>
+      <w:r>
+        <w:t xml:space="preserve">) → </w:t>
+      </w:r>
+      <w:r>
+        <w:rPr>
+          <w:rFonts w:ascii="Consolas" w:cs="Consolas" w:eastAsia="Consolas" w:hAnsi="Consolas"/>
+        </w:rPr>
+        <w:t xml:space="preserve">tsc --noEmit</w:t>
+      </w:r>
+      <w:r>
+        <w:t xml:space="preserve"> → lint → every </w:t>
+      </w:r>
+      <w:r>
+        <w:rPr>
+          <w:rFonts w:ascii="Consolas" w:cs="Consolas" w:eastAsia="Consolas" w:hAnsi="Consolas"/>
+        </w:rPr>
+        <w:t xml:space="preserve">scripts/check-*</w:t>
+      </w:r>
+      <w:r>
+        <w:t xml:space="preserve"> script (auto-discovered; a new check script joins the gate with no workflow edit). The backend job runs </w:t>
+      </w:r>
+      <w:r>
+        <w:rPr>
+          <w:rFonts w:ascii="Consolas" w:cs="Consolas" w:eastAsia="Consolas" w:hAnsi="Consolas"/>
+        </w:rPr>
+        <w:t xml:space="preserve">prisma generate</w:t>
+      </w:r>
+      <w:r>
+        <w:t xml:space="preserve"> before </w:t>
+      </w:r>
+      <w:r>
+        <w:rPr>
+          <w:rFonts w:ascii="Consolas" w:cs="Consolas" w:eastAsia="Consolas" w:hAnsi="Consolas"/>
+        </w:rPr>
+        <w:t xml:space="preserve">tsc</w:t>
+      </w:r>
+      <w:r>
+        <w:t xml:space="preserve">, which eliminates the old "baseline" Prisma-client errors entirely — they were an artifact of typechecking without a generated client, so the gate is a true zero-error gate, not a diff-against-baseline. Turn the jobs into required status checks on </w:t>
+      </w:r>
+      <w:r>
+        <w:rPr>
+          <w:rFonts w:ascii="Consolas" w:cs="Consolas" w:eastAsia="Consolas" w:hAnsi="Consolas"/>
+        </w:rPr>
+        <w:t xml:space="preserve">main</w:t>
+      </w:r>
+      <w:r>
+        <w:t xml:space="preserve"> to block regressions from merging.</w:t>
       </w:r>
     </w:p>
     <w:p>

--- a/docs/PROJECT-DOCUMENTATION.docx
+++ b/docs/PROJECT-DOCUMENTATION.docx
@@ -5672,7 +5672,165 @@
         <w:spacing w:after="120"/>
       </w:pPr>
       <w:r>
-        <w:t xml:space="preserve">There is no Jest suite (jest is configured but has zero test files); the safety net is </w:t>
+        <w:rPr>
+          <w:b/>
+          <w:bCs/>
+        </w:rPr>
+        <w:t xml:space="preserve">Jest suites</w:t>
+      </w:r>
+      <w:r>
+        <w:t xml:space="preserve"> (bootstrapped 2026-09-12, both run in CI):</w:t>
+      </w:r>
+    </w:p>
+    <w:p>
+      <w:pPr>
+        <w:pStyle w:val="ListParagraph"/>
+        <w:numPr>
+          <w:ilvl w:val="0"/>
+          <w:numId w:val="1"/>
+        </w:numPr>
+        <w:spacing w:after="60"/>
+      </w:pPr>
+      <w:r>
+        <w:t xml:space="preserve">*Unit* (</w:t>
+      </w:r>
+      <w:r>
+        <w:rPr>
+          <w:rFonts w:ascii="Consolas" w:cs="Consolas" w:eastAsia="Consolas" w:hAnsi="Consolas"/>
+        </w:rPr>
+        <w:t xml:space="preserve">prinzex-backend</w:t>
+      </w:r>
+      <w:r>
+        <w:t xml:space="preserve"> → </w:t>
+      </w:r>
+      <w:r>
+        <w:rPr>
+          <w:rFonts w:ascii="Consolas" w:cs="Consolas" w:eastAsia="Consolas" w:hAnsi="Consolas"/>
+        </w:rPr>
+        <w:t xml:space="preserve">npm test</w:t>
+      </w:r>
+      <w:r>
+        <w:t xml:space="preserve">, 88 tests): the pure cores — </w:t>
+      </w:r>
+      <w:r>
+        <w:rPr>
+          <w:rFonts w:ascii="Consolas" w:cs="Consolas" w:eastAsia="Consolas" w:hAnsi="Consolas"/>
+        </w:rPr>
+        <w:t xml:space="preserve">computeQuote</w:t>
+      </w:r>
+      <w:r>
+        <w:t xml:space="preserve"> (every pricing branch: per-page, duplex sheet math, binding incl. spiral/twin-loop customizations and spine estimates, slabs, per-piece, photo prints, override precedence, scoped add-ons), the order </w:t>
+      </w:r>
+      <w:r>
+        <w:rPr>
+          <w:rFonts w:ascii="Consolas" w:cs="Consolas" w:eastAsia="Consolas" w:hAnsi="Consolas"/>
+        </w:rPr>
+        <w:t xml:space="preserve">stateMachine</w:t>
+      </w:r>
+      <w:r>
+        <w:t xml:space="preserve">, the </w:t>
+      </w:r>
+      <w:r>
+        <w:rPr>
+          <w:rFonts w:ascii="Consolas" w:cs="Consolas" w:eastAsia="Consolas" w:hAnsi="Consolas"/>
+        </w:rPr>
+        <w:t xml:space="preserve">platformSettings</w:t>
+      </w:r>
+      <w:r>
+        <w:t xml:space="preserve"> parsers + defaults-mirror guard, and </w:t>
+      </w:r>
+      <w:r>
+        <w:rPr>
+          <w:rFonts w:ascii="Consolas" w:cs="Consolas" w:eastAsia="Consolas" w:hAnsi="Consolas"/>
+        </w:rPr>
+        <w:t xml:space="preserve">pickSlabRate</w:t>
+      </w:r>
+      <w:r>
+        <w:t xml:space="preserve">. No databases needed (</w:t>
+      </w:r>
+      <w:r>
+        <w:rPr>
+          <w:rFonts w:ascii="Consolas" w:cs="Consolas" w:eastAsia="Consolas" w:hAnsi="Consolas"/>
+        </w:rPr>
+        <w:t xml:space="preserve">src/__tests__/setup-unit-env.ts</w:t>
+      </w:r>
+      <w:r>
+        <w:t xml:space="preserve"> satisfies envalid with placeholders).</w:t>
+      </w:r>
+    </w:p>
+    <w:p>
+      <w:pPr>
+        <w:pStyle w:val="ListParagraph"/>
+        <w:numPr>
+          <w:ilvl w:val="0"/>
+          <w:numId w:val="1"/>
+        </w:numPr>
+        <w:spacing w:after="60"/>
+      </w:pPr>
+      <w:r>
+        <w:t xml:space="preserve">*Integration* (</w:t>
+      </w:r>
+      <w:r>
+        <w:rPr>
+          <w:rFonts w:ascii="Consolas" w:cs="Consolas" w:eastAsia="Consolas" w:hAnsi="Consolas"/>
+        </w:rPr>
+        <w:t xml:space="preserve">npm run test:integration</w:t>
+      </w:r>
+      <w:r>
+        <w:t xml:space="preserve">, disposable Postgres schema): the jest global setup creates </w:t>
+      </w:r>
+      <w:r>
+        <w:rPr>
+          <w:rFonts w:ascii="Consolas" w:cs="Consolas" w:eastAsia="Consolas" w:hAnsi="Consolas"/>
+        </w:rPr>
+        <w:t xml:space="preserve">prinzex_test_&lt;run&gt;</w:t>
+      </w:r>
+      <w:r>
+        <w:t xml:space="preserve"> via </w:t>
+      </w:r>
+      <w:r>
+        <w:rPr>
+          <w:rFonts w:ascii="Consolas" w:cs="Consolas" w:eastAsia="Consolas" w:hAnsi="Consolas"/>
+        </w:rPr>
+        <w:t xml:space="preserve">prisma db execute</w:t>
+      </w:r>
+      <w:r>
+        <w:t xml:space="preserve">, runs </w:t>
+      </w:r>
+      <w:r>
+        <w:rPr>
+          <w:rFonts w:ascii="Consolas" w:cs="Consolas" w:eastAsia="Consolas" w:hAnsi="Consolas"/>
+        </w:rPr>
+        <w:t xml:space="preserve">prisma migrate deploy</w:t>
+      </w:r>
+      <w:r>
+        <w:t xml:space="preserve"> into it, hands the URL to workers via a tmp file, and the teardown drops it </w:t>
+      </w:r>
+      <w:r>
+        <w:rPr>
+          <w:rFonts w:ascii="Consolas" w:cs="Consolas" w:eastAsia="Consolas" w:hAnsi="Consolas"/>
+        </w:rPr>
+        <w:t xml:space="preserve">CASCADE</w:t>
+      </w:r>
+      <w:r>
+        <w:t xml:space="preserve">. Current suite: auth service (register/login/duplicate conflicts, wallet + refresh-token persistence, bcrypt hashing). Redis is required (OTP storage, login lockout) — locally </w:t>
+      </w:r>
+      <w:r>
+        <w:rPr>
+          <w:rFonts w:ascii="Consolas" w:cs="Consolas" w:eastAsia="Consolas" w:hAnsi="Consolas"/>
+        </w:rPr>
+        <w:t xml:space="preserve">docker compose up -d postgres redis</w:t>
+      </w:r>
+      <w:r>
+        <w:t xml:space="preserve"> and the compose defaults apply; CI provides service containers.</w:t>
+      </w:r>
+    </w:p>
+    <w:p>
+      <w:pPr>
+        <w:spacing w:after="120"/>
+      </w:pPr>
+      <w:r>
+        <w:t xml:space="preserve">The rest of the safety net is </w:t>
       </w:r>
       <w:r>
         <w:rPr>
@@ -6321,6 +6479,75 @@
           <w:szCs w:val="15"/>
         </w:rPr>
         <w:t xml:space="preserve">cd ../frontend &amp;&amp; npm install &amp;&amp; npm run dev   # http://localhost:3000</w:t>
+      </w:r>
+    </w:p>
+    <w:p>
+      <w:pPr>
+        <w:spacing w:after="120"/>
+      </w:pPr>
+    </w:p>
+    <w:p>
+      <w:pPr>
+        <w:spacing w:after="120"/>
+      </w:pPr>
+      <w:r>
+        <w:t xml:space="preserve">Tests (backend, from </w:t>
+      </w:r>
+      <w:r>
+        <w:rPr>
+          <w:rFonts w:ascii="Consolas" w:cs="Consolas" w:eastAsia="Consolas" w:hAnsi="Consolas"/>
+        </w:rPr>
+        <w:t xml:space="preserve">prinzex-backend/</w:t>
+      </w:r>
+      <w:r>
+        <w:t xml:space="preserve">):</w:t>
+      </w:r>
+    </w:p>
+    <w:p>
+      <w:pPr>
+        <w:spacing w:before="120"/>
+      </w:pPr>
+    </w:p>
+    <w:p>
+      <w:pPr>
+        <w:shd w:fill="F4F4F5" w:val="clear"/>
+        <w:spacing w:after="0"/>
+      </w:pPr>
+      <w:r>
+        <w:rPr>
+          <w:rFonts w:ascii="Consolas" w:cs="Consolas" w:eastAsia="Consolas" w:hAnsi="Consolas"/>
+          <w:sz w:val="15"/>
+          <w:szCs w:val="15"/>
+        </w:rPr>
+        <w:t xml:space="preserve">npm test                                  # unit tests — no services needed</w:t>
+      </w:r>
+    </w:p>
+    <w:p>
+      <w:pPr>
+        <w:shd w:fill="F4F4F5" w:val="clear"/>
+        <w:spacing w:after="0"/>
+      </w:pPr>
+      <w:r>
+        <w:rPr>
+          <w:rFonts w:ascii="Consolas" w:cs="Consolas" w:eastAsia="Consolas" w:hAnsi="Consolas"/>
+          <w:sz w:val="15"/>
+          <w:szCs w:val="15"/>
+        </w:rPr>
+        <w:t xml:space="preserve">docker compose up -d postgres redis       # integration tests need these two</w:t>
+      </w:r>
+    </w:p>
+    <w:p>
+      <w:pPr>
+        <w:shd w:fill="F4F4F5" w:val="clear"/>
+        <w:spacing w:after="0"/>
+      </w:pPr>
+      <w:r>
+        <w:rPr>
+          <w:rFonts w:ascii="Consolas" w:cs="Consolas" w:eastAsia="Consolas" w:hAnsi="Consolas"/>
+          <w:sz w:val="15"/>
+          <w:szCs w:val="15"/>
+        </w:rPr>
+        <w:t xml:space="preserve">npm run test:integration                  # builds + drops its own schema</w:t>
       </w:r>
     </w:p>
     <w:p>
@@ -7030,7 +7257,17 @@
               <w:t xml:space="preserve">Zero unit/integration tests</w:t>
             </w:r>
             <w:r>
-              <w:t xml:space="preserve"> (jest configured, unused).</w:t>
+              <w:t xml:space="preserve"> (jest configured, unused). ~~Only check scripts stand between a refactor and production.~~ </w:t>
+            </w:r>
+            <w:r>
+              <w:rPr>
+                <w:b/>
+                <w:bCs/>
+              </w:rPr>
+              <w:t xml:space="preserve">Bootstrapped 2026-09-12</w:t>
+            </w:r>
+            <w:r>
+              <w:t xml:space="preserve"> — jest suites now run in CI: unit tests for the pure cores (computeQuote — all pricing branches, stateMachine, platformSettings parsers, pickSlabRate) and a service-level auth integration test against a disposable Postgres schema (per-run schema, migrate deploy, CASCADE drop).</w:t>
             </w:r>
           </w:p>
         </w:tc>
@@ -7050,7 +7287,7 @@
           </w:tcPr>
           <w:p>
             <w:r>
-              <w:t xml:space="preserve">Start with the pure cores: computeQuote, stateMachine, platformSettings parsers (they already have check scripts — port them 1:1 to jest), then service-level integration tests with a disposable Postgres schema.</w:t>
+              <w:t xml:space="preserve">Start with the pure cores: computeQuote, stateMachine, platformSettings parsers (they already have check scripts — port them 1:1 to jest), then service-level integration tests with a disposable Postgres schema. *(Unit + auth integration done — next: order placement + payout integration tests, more services.)*</w:t>
             </w:r>
           </w:p>
         </w:tc>

--- a/docs/PROJECT-DOCUMENTATION.docx
+++ b/docs/PROJECT-DOCUMENTATION.docx
@@ -4528,6 +4528,44 @@
       </w:pPr>
       <w:r>
         <w:t xml:space="preserve">24 runnable check scripts guard pricing, geo coverage, settings parity, phone canonicalisation, uploads.</w:t>
+      </w:r>
+    </w:p>
+    <w:p>
+      <w:pPr>
+        <w:pStyle w:val="ListParagraph"/>
+        <w:numPr>
+          <w:ilvl w:val="0"/>
+          <w:numId w:val="1"/>
+        </w:numPr>
+        <w:spacing w:after="60"/>
+      </w:pPr>
+      <w:r>
+        <w:rPr>
+          <w:b/>
+          <w:bCs/>
+        </w:rPr>
+        <w:t xml:space="preserve">JWT `jti` (2026-09-12)</w:t>
+      </w:r>
+      <w:r>
+        <w:t xml:space="preserve">: every access/refresh token now carries a random </w:t>
+      </w:r>
+      <w:r>
+        <w:rPr>
+          <w:rFonts w:ascii="Consolas" w:cs="Consolas" w:eastAsia="Consolas" w:hAnsi="Consolas"/>
+        </w:rPr>
+        <w:t xml:space="preserve">jti</w:t>
+      </w:r>
+      <w:r>
+        <w:t xml:space="preserve"> — before, two token pairs issued for the same user within one second were byte-identical and the second </w:t>
+      </w:r>
+      <w:r>
+        <w:rPr>
+          <w:rFonts w:ascii="Consolas" w:cs="Consolas" w:eastAsia="Consolas" w:hAnsi="Consolas"/>
+        </w:rPr>
+        <w:t xml:space="preserve">refreshToken.create</w:t>
+      </w:r>
+      <w:r>
+        <w:t xml:space="preserve"> failed the UNIQUE constraint (P2002). Found by the new auth integration test; previously live in register→login-immediately and concurrent-device logins.</w:t>
       </w:r>
     </w:p>
     <w:p>

--- a/docs/PROJECT-DOCUMENTATION.docx
+++ b/docs/PROJECT-DOCUMENTATION.docx
@@ -6571,7 +6571,7 @@
           <w:sz w:val="15"/>
           <w:szCs w:val="15"/>
         </w:rPr>
-        <w:t xml:space="preserve">docker compose up -d postgres redis       # integration tests need these two</w:t>
+        <w:t xml:space="preserve">docker compose up -d postgres redis mongodb   # integration tests need these</w:t>
       </w:r>
     </w:p>
     <w:p>

--- a/docs/PROJECT-DOCUMENTATION.docx
+++ b/docs/PROJECT-DOCUMENTATION.docx
@@ -4566,6 +4566,53 @@
       </w:r>
       <w:r>
         <w:t xml:space="preserve"> failed the UNIQUE constraint (P2002). Found by the new auth integration test; previously live in register→login-immediately and concurrent-device logins.</w:t>
+      </w:r>
+    </w:p>
+    <w:p>
+      <w:pPr>
+        <w:pStyle w:val="ListParagraph"/>
+        <w:numPr>
+          <w:ilvl w:val="0"/>
+          <w:numId w:val="1"/>
+        </w:numPr>
+        <w:spacing w:after="60"/>
+      </w:pPr>
+      <w:r>
+        <w:rPr>
+          <w:b/>
+          <w:bCs/>
+        </w:rPr>
+        <w:t xml:space="preserve">Exact-equality wallet debit (2026-09-12)</w:t>
+      </w:r>
+      <w:r>
+        <w:t xml:space="preserve">: the guarded wallet debit passed the amount as a JS double; the query engine compares it against the NUMERIC balance via the double's binary expansion, so at exact equality (</w:t>
+      </w:r>
+      <w:r>
+        <w:rPr>
+          <w:rFonts w:ascii="Consolas" w:cs="Consolas" w:eastAsia="Consolas" w:hAnsi="Consolas"/>
+        </w:rPr>
+        <w:t xml:space="preserve">balance == amount</w:t>
+      </w:r>
+      <w:r>
+        <w:t xml:space="preserve">) the epsilon made </w:t>
+      </w:r>
+      <w:r>
+        <w:rPr>
+          <w:rFonts w:ascii="Consolas" w:cs="Consolas" w:eastAsia="Consolas" w:hAnsi="Consolas"/>
+        </w:rPr>
+        <w:t xml:space="preserve">gte</w:t>
+      </w:r>
+      <w:r>
+        <w:t xml:space="preserve"> false and the debit matched zero rows. Full-wallet payment with balance exactly equal to the total was rejected ("need ₹X, have ₹X"); partial-wallet orders silently skipped the wallet debit and charged the gateway everything. Both debit sites now compare/decrement in exact </w:t>
+      </w:r>
+      <w:r>
+        <w:rPr>
+          <w:rFonts w:ascii="Consolas" w:cs="Consolas" w:eastAsia="Consolas" w:hAnsi="Consolas"/>
+        </w:rPr>
+        <w:t xml:space="preserve">Prisma.Decimal</w:t>
+      </w:r>
+      <w:r>
+        <w:t xml:space="preserve"> space. Found by the order integration suite.</w:t>
       </w:r>
     </w:p>
     <w:p>

--- a/docs/PROJECT-DOCUMENTATION.docx
+++ b/docs/PROJECT-DOCUMENTATION.docx
@@ -5898,16 +5898,95 @@
         <w:t xml:space="preserve">CASCADE</w:t>
       </w:r>
       <w:r>
-        <w:t xml:space="preserve">. Current suite: auth service (register/login/duplicate conflicts, wallet + refresh-token persistence, bcrypt hashing). Redis is required (OTP storage, login lockout) — locally </w:t>
-      </w:r>
-      <w:r>
-        <w:rPr>
-          <w:rFonts w:ascii="Consolas" w:cs="Consolas" w:eastAsia="Consolas" w:hAnsi="Consolas"/>
-        </w:rPr>
-        <w:t xml:space="preserve">docker compose up -d postgres redis</w:t>
-      </w:r>
-      <w:r>
-        <w:t xml:space="preserve"> and the compose defaults apply; CI provides service containers.</w:t>
+        <w:t xml:space="preserve">. Current suites: </w:t>
+      </w:r>
+      <w:r>
+        <w:rPr>
+          <w:b/>
+          <w:bCs/>
+        </w:rPr>
+        <w:t xml:space="preserve">auth</w:t>
+      </w:r>
+      <w:r>
+        <w:t xml:space="preserve"> (register/login/duplicate conflicts, wallet + refresh-token persistence, bcrypt hashing), </w:t>
+      </w:r>
+      <w:r>
+        <w:rPr>
+          <w:b/>
+          <w:bCs/>
+        </w:rPr>
+        <w:t xml:space="preserve">order placement</w:t>
+      </w:r>
+      <w:r>
+        <w:t xml:space="preserve"> (server-side re-quote, full/partial wallet payment with atomic debit + ledger row, wallet/gateway split, insufficient-balance + foreign-address rejections, Mongo timeline + seller notification, gateway-pending no-notify rule) and </w:t>
+      </w:r>
+      <w:r>
+        <w:rPr>
+          <w:b/>
+          <w:bCs/>
+        </w:rPr>
+        <w:t xml:space="preserve">seller payouts</w:t>
+      </w:r>
+      <w:r>
+        <w:t xml:space="preserve"> (pending balance from delivered orders, bank/threshold gates, payout locks orders, approve → mark-paid lifecycle, fail releases the locked orders). Redis (OTP storage, login lockout) and MongoDB (order timeline, notifications) are required — locally </w:t>
+      </w:r>
+      <w:r>
+        <w:rPr>
+          <w:rFonts w:ascii="Consolas" w:cs="Consolas" w:eastAsia="Consolas" w:hAnsi="Consolas"/>
+        </w:rPr>
+        <w:t xml:space="preserve">docker compose up -d postgres redis mongodb</w:t>
+      </w:r>
+      <w:r>
+        <w:t xml:space="preserve">; CI provides service containers.</w:t>
+      </w:r>
+    </w:p>
+    <w:p>
+      <w:pPr>
+        <w:pStyle w:val="ListParagraph"/>
+        <w:numPr>
+          <w:ilvl w:val="0"/>
+          <w:numId w:val="1"/>
+        </w:numPr>
+        <w:spacing w:after="60"/>
+      </w:pPr>
+      <w:r>
+        <w:t xml:space="preserve">*Frontend unit* (</w:t>
+      </w:r>
+      <w:r>
+        <w:rPr>
+          <w:rFonts w:ascii="Consolas" w:cs="Consolas" w:eastAsia="Consolas" w:hAnsi="Consolas"/>
+        </w:rPr>
+        <w:t xml:space="preserve">frontend</w:t>
+      </w:r>
+      <w:r>
+        <w:t xml:space="preserve"> → </w:t>
+      </w:r>
+      <w:r>
+        <w:rPr>
+          <w:rFonts w:ascii="Consolas" w:cs="Consolas" w:eastAsia="Consolas" w:hAnsi="Consolas"/>
+        </w:rPr>
+        <w:t xml:space="preserve">npm test</w:t>
+      </w:r>
+      <w:r>
+        <w:t xml:space="preserve">, 38 tests): ports of the check scripts for the pure order-flow math — </w:t>
+      </w:r>
+      <w:r>
+        <w:rPr>
+          <w:rFonts w:ascii="Consolas" w:cs="Consolas" w:eastAsia="Consolas" w:hAnsi="Consolas"/>
+        </w:rPr>
+        <w:t xml:space="preserve">computeCost</w:t>
+      </w:r>
+      <w:r>
+        <w:t xml:space="preserve"> duplex/stapling/lamination branches, wrap-cover binding helpers (spine + 300-DPI artwork rules), and order-draft persistence (drop/recount browser files, tamper/expiry guards, sign-out wipe). The remaining check scripts stay under </w:t>
+      </w:r>
+      <w:r>
+        <w:rPr>
+          <w:rFonts w:ascii="Consolas" w:cs="Consolas" w:eastAsia="Consolas" w:hAnsi="Consolas"/>
+        </w:rPr>
+        <w:t xml:space="preserve">scripts/</w:t>
+      </w:r>
+      <w:r>
+        <w:t xml:space="preserve"> (and run in CI) until ported.</w:t>
       </w:r>
     </w:p>
     <w:p>
@@ -7372,7 +7451,7 @@
           </w:tcPr>
           <w:p>
             <w:r>
-              <w:t xml:space="preserve">Start with the pure cores: computeQuote, stateMachine, platformSettings parsers (they already have check scripts — port them 1:1 to jest), then service-level integration tests with a disposable Postgres schema. *(Unit + auth integration done — next: order placement + payout integration tests, more services.)*</w:t>
+              <w:t xml:space="preserve">Start with the pure cores: computeQuote, stateMachine, platformSettings parsers (they already have check scripts — port them 1:1 to jest), then service-level integration tests with a disposable Postgres schema. *(Backend unit + auth/order/payout integration + frontend unit suites done — next: more services, port the remaining frontend check scripts.)*</w:t>
             </w:r>
           </w:p>
         </w:tc>
